--- a/Modelos/AP/SEM/Memorando_contratacao_fundacao_teste.docx
+++ b/Modelos/AP/SEM/Memorando_contratacao_fundacao_teste.docx
@@ -6,8 +6,6 @@
       <w:pPr>
         <w:jc w:val="right"/>
       </w:pPr>
-      <w:bookmarkStart w:id="0" w:name="_GoBack"/>
-      <w:bookmarkEnd w:id="0"/>
     </w:p>
     <w:p>
       <w:pPr>
@@ -25,7 +23,15 @@
         <w:t xml:space="preserve"> </w:t>
       </w:r>
       <w:r>
-        <w:t>{{ data_atual }}</w:t>
+        <w:t xml:space="preserve">{{ </w:t>
+      </w:r>
+      <w:proofErr w:type="spellStart"/>
+      <w:r>
+        <w:t>data_atual</w:t>
+      </w:r>
+      <w:proofErr w:type="spellEnd"/>
+      <w:r>
+        <w:t xml:space="preserve"> }}</w:t>
       </w:r>
     </w:p>
     <w:p>
@@ -50,8 +56,13 @@
       </w:r>
     </w:p>
     <w:p>
-      <w:r>
-        <w:t>Pró-reitoria de Inovação e Empreendedorismo,</w:t>
+      <w:proofErr w:type="spellStart"/>
+      <w:r>
+        <w:t>Pró-reitoria</w:t>
+      </w:r>
+      <w:proofErr w:type="spellEnd"/>
+      <w:r>
+        <w:t xml:space="preserve"> de Inovação e Empreendedorismo,</w:t>
       </w:r>
     </w:p>
     <w:p>
@@ -139,7 +150,25 @@
           <w:bCs/>
           <w:sz w:val="20"/>
         </w:rPr>
-        <w:t>{{ fundacao }}</w:t>
+        <w:t xml:space="preserve">{{ </w:t>
+      </w:r>
+      <w:proofErr w:type="spellStart"/>
+      <w:r>
+        <w:rPr>
+          <w:b/>
+          <w:bCs/>
+          <w:sz w:val="20"/>
+        </w:rPr>
+        <w:t>fundacao</w:t>
+      </w:r>
+      <w:proofErr w:type="spellEnd"/>
+      <w:r>
+        <w:rPr>
+          <w:b/>
+          <w:bCs/>
+          <w:sz w:val="20"/>
+        </w:rPr>
+        <w:t xml:space="preserve"> }}</w:t>
       </w:r>
       <w:r>
         <w:rPr>
@@ -195,7 +224,21 @@
         <w:rPr>
           <w:sz w:val="20"/>
         </w:rPr>
-        <w:t>{{ nome_projeto }}</w:t>
+        <w:t xml:space="preserve">{{ </w:t>
+      </w:r>
+      <w:proofErr w:type="spellStart"/>
+      <w:r>
+        <w:rPr>
+          <w:sz w:val="20"/>
+        </w:rPr>
+        <w:t>nome_projeto</w:t>
+      </w:r>
+      <w:proofErr w:type="spellEnd"/>
+      <w:r>
+        <w:rPr>
+          <w:sz w:val="20"/>
+        </w:rPr>
+        <w:t xml:space="preserve"> }}</w:t>
       </w:r>
       <w:r>
         <w:rPr>
@@ -207,7 +250,21 @@
         <w:rPr>
           <w:sz w:val="20"/>
         </w:rPr>
-        <w:t>{{ n_projeto }}</w:t>
+        <w:t xml:space="preserve">{{ </w:t>
+      </w:r>
+      <w:proofErr w:type="spellStart"/>
+      <w:r>
+        <w:rPr>
+          <w:sz w:val="20"/>
+        </w:rPr>
+        <w:t>n_projeto</w:t>
+      </w:r>
+      <w:proofErr w:type="spellEnd"/>
+      <w:r>
+        <w:rPr>
+          <w:sz w:val="20"/>
+        </w:rPr>
+        <w:t xml:space="preserve"> }}</w:t>
       </w:r>
       <w:r>
         <w:t>.</w:t>
@@ -233,35 +290,44 @@
       <w:r>
         <w:rPr>
           <w:sz w:val="20"/>
-          <w:lang/>
         </w:rPr>
         <w:t>Justifica-se</w:t>
       </w:r>
       <w:r>
         <w:rPr>
           <w:sz w:val="20"/>
-          <w:lang/>
         </w:rPr>
         <w:t xml:space="preserve"> a escolha da </w:t>
       </w:r>
       <w:r>
         <w:rPr>
           <w:sz w:val="20"/>
-          <w:lang/>
-        </w:rPr>
-        <w:t>{{ fundacao }}</w:t>
-      </w:r>
-      <w:r>
-        <w:rPr>
-          <w:sz w:val="20"/>
-          <w:lang/>
+        </w:rPr>
+        <w:t xml:space="preserve">{{ </w:t>
+      </w:r>
+      <w:proofErr w:type="spellStart"/>
+      <w:r>
+        <w:rPr>
+          <w:sz w:val="20"/>
+        </w:rPr>
+        <w:t>fundacao</w:t>
+      </w:r>
+      <w:proofErr w:type="spellEnd"/>
+      <w:r>
+        <w:rPr>
+          <w:sz w:val="20"/>
+        </w:rPr>
+        <w:t xml:space="preserve"> }}</w:t>
+      </w:r>
+      <w:r>
+        <w:rPr>
+          <w:sz w:val="20"/>
         </w:rPr>
         <w:t xml:space="preserve"> </w:t>
       </w:r>
       <w:r>
         <w:rPr>
           <w:sz w:val="20"/>
-          <w:lang/>
         </w:rPr>
         <w:t>{{ justificativa }}</w:t>
       </w:r>
@@ -274,92 +340,93 @@
         <w:jc w:val="both"/>
         <w:rPr>
           <w:sz w:val="20"/>
-          <w:lang/>
-        </w:rPr>
-      </w:pPr>
-      <w:r>
-        <w:rPr>
-          <w:sz w:val="20"/>
-          <w:lang/>
+        </w:rPr>
+      </w:pPr>
+      <w:r>
+        <w:rPr>
+          <w:sz w:val="20"/>
         </w:rPr>
         <w:t xml:space="preserve">Ressalta-se </w:t>
       </w:r>
       <w:r>
         <w:rPr>
           <w:sz w:val="20"/>
-          <w:lang/>
         </w:rPr>
         <w:t xml:space="preserve">a necessidade dessa </w:t>
       </w:r>
       <w:r>
         <w:rPr>
           <w:sz w:val="20"/>
-          <w:lang/>
         </w:rPr>
         <w:t>parceria</w:t>
       </w:r>
       <w:r>
         <w:rPr>
           <w:sz w:val="20"/>
-          <w:lang/>
         </w:rPr>
         <w:t>, a qual proporcionará</w:t>
       </w:r>
       <w:r>
         <w:rPr>
           <w:sz w:val="20"/>
-          <w:lang/>
         </w:rPr>
         <w:t xml:space="preserve"> melhores</w:t>
       </w:r>
       <w:r>
         <w:rPr>
           <w:sz w:val="20"/>
-          <w:lang/>
         </w:rPr>
         <w:t xml:space="preserve"> condições à operacionalização do referido projeto, tendo em vista que a sua execução ultrapassa o exercício financeiro e a sua viabilização </w:t>
       </w:r>
       <w:r>
         <w:rPr>
           <w:sz w:val="20"/>
-          <w:lang/>
         </w:rPr>
         <w:t>é de</w:t>
       </w:r>
       <w:r>
         <w:rPr>
           <w:sz w:val="20"/>
-          <w:lang/>
         </w:rPr>
         <w:t xml:space="preserve"> interesse p</w:t>
       </w:r>
       <w:r>
         <w:rPr>
           <w:sz w:val="20"/>
-          <w:lang/>
         </w:rPr>
         <w:t>úblico</w:t>
       </w:r>
       <w:r>
         <w:rPr>
           <w:sz w:val="20"/>
-          <w:lang/>
         </w:rPr>
         <w:t>, já que o projeto</w:t>
       </w:r>
       <w:r>
         <w:rPr>
           <w:sz w:val="20"/>
-          <w:lang/>
         </w:rPr>
         <w:t xml:space="preserve"> </w:t>
       </w:r>
       <w:r>
         <w:rPr>
           <w:sz w:val="20"/>
-          <w:lang/>
-        </w:rPr>
-        <w:t>{{ importância_projeto }}</w:t>
+        </w:rPr>
+        <w:t xml:space="preserve">{{ </w:t>
+      </w:r>
+      <w:proofErr w:type="spellStart"/>
+      <w:r>
+        <w:rPr>
+          <w:sz w:val="20"/>
+        </w:rPr>
+        <w:t>importância_projeto</w:t>
+      </w:r>
+      <w:proofErr w:type="spellEnd"/>
+      <w:r>
+        <w:rPr>
+          <w:sz w:val="20"/>
+        </w:rPr>
+        <w:t xml:space="preserve"> }}</w:t>
       </w:r>
     </w:p>
     <w:p>
@@ -370,27 +437,77 @@
         <w:jc w:val="both"/>
         <w:rPr>
           <w:sz w:val="20"/>
-          <w:lang/>
-        </w:rPr>
-      </w:pPr>
-      <w:r>
-        <w:rPr>
-          <w:sz w:val="20"/>
-          <w:lang/>
+        </w:rPr>
+      </w:pPr>
+      <w:r>
+        <w:rPr>
+          <w:sz w:val="20"/>
         </w:rPr>
         <w:t>A parceria encontra-se respaldada na Lei n.</w:t>
       </w:r>
       <w:r>
         <w:rPr>
           <w:sz w:val="20"/>
-          <w:lang/>
         </w:rPr>
         <w:t xml:space="preserve"> 14.133/2021</w:t>
       </w:r>
       <w:r>
         <w:rPr>
           <w:sz w:val="20"/>
-          <w:lang/>
+        </w:rPr>
+        <w:t>, regulamentada pelo</w:t>
+      </w:r>
+      <w:r>
+        <w:rPr>
+          <w:sz w:val="20"/>
+        </w:rPr>
+        <w:t>s</w:t>
+      </w:r>
+      <w:r>
+        <w:rPr>
+          <w:sz w:val="20"/>
+        </w:rPr>
+        <w:t xml:space="preserve"> Decreto</w:t>
+      </w:r>
+      <w:r>
+        <w:rPr>
+          <w:sz w:val="20"/>
+        </w:rPr>
+        <w:t>s</w:t>
+      </w:r>
+      <w:r>
+        <w:rPr>
+          <w:sz w:val="20"/>
+        </w:rPr>
+        <w:t xml:space="preserve"> n</w:t>
+      </w:r>
+      <w:r>
+        <w:rPr>
+          <w:sz w:val="20"/>
+        </w:rPr>
+        <w:t xml:space="preserve">. </w:t>
+      </w:r>
+      <w:r>
+        <w:rPr>
+          <w:sz w:val="20"/>
+        </w:rPr>
+        <w:t>10.929/2022</w:t>
+      </w:r>
+      <w:r>
+        <w:rPr>
+          <w:sz w:val="20"/>
+        </w:rPr>
+        <w:t xml:space="preserve"> e </w:t>
+      </w:r>
+      <w:r>
+        <w:rPr>
+          <w:sz w:val="20"/>
+        </w:rPr>
+        <w:t>11.430/2023</w:t>
+      </w:r>
+      <w:r>
+        <w:rPr>
+          <w:sz w:val="20"/>
         </w:rPr>
         <w:t>,</w:t>
       </w:r>
@@ -398,102 +515,34 @@
         <w:rPr>
           <w:sz w:val="20"/>
         </w:rPr>
-        <w:t xml:space="preserve"> regulamentada pelo</w:t>
-      </w:r>
-      <w:r>
-        <w:rPr>
-          <w:sz w:val="20"/>
-        </w:rPr>
-        <w:t>s</w:t>
-      </w:r>
-      <w:r>
-        <w:rPr>
-          <w:sz w:val="20"/>
-        </w:rPr>
-        <w:t xml:space="preserve"> Decreto</w:t>
-      </w:r>
-      <w:r>
-        <w:rPr>
-          <w:sz w:val="20"/>
-        </w:rPr>
-        <w:t>s</w:t>
-      </w:r>
-      <w:r>
-        <w:rPr>
-          <w:sz w:val="20"/>
-        </w:rPr>
-        <w:t xml:space="preserve"> n</w:t>
-      </w:r>
-      <w:r>
-        <w:rPr>
-          <w:sz w:val="20"/>
-        </w:rPr>
-        <w:t xml:space="preserve">. </w:t>
-      </w:r>
-      <w:r>
-        <w:rPr>
-          <w:sz w:val="20"/>
-        </w:rPr>
-        <w:t>10.929/2022</w:t>
-      </w:r>
-      <w:r>
-        <w:rPr>
-          <w:sz w:val="20"/>
-        </w:rPr>
-        <w:t xml:space="preserve"> e </w:t>
-      </w:r>
-      <w:r>
-        <w:rPr>
-          <w:sz w:val="20"/>
-          <w:lang/>
-        </w:rPr>
-        <w:t>11.430/2023</w:t>
-      </w:r>
-      <w:r>
-        <w:rPr>
-          <w:sz w:val="20"/>
-          <w:lang/>
-        </w:rPr>
-        <w:t>,</w:t>
-      </w:r>
-      <w:r>
-        <w:rPr>
-          <w:sz w:val="20"/>
-        </w:rPr>
-        <w:t xml:space="preserve"> </w:t>
-      </w:r>
-      <w:r>
-        <w:rPr>
-          <w:sz w:val="20"/>
-          <w:lang/>
-        </w:rPr>
-        <w:t>na Lei n. 8.958/94,</w:t>
-      </w:r>
-      <w:r>
-        <w:rPr>
-          <w:sz w:val="20"/>
-        </w:rPr>
-        <w:t xml:space="preserve"> regulamentada pelo Decreto n. 7.423/10, na Resolução n. 089/2022</w:t>
-      </w:r>
-      <w:r>
-        <w:rPr>
-          <w:sz w:val="20"/>
-          <w:lang/>
-        </w:rPr>
-        <w:t xml:space="preserve"> e demais legislação correlata, uma vez que a </w:t>
+        <w:t xml:space="preserve"> na Lei n. 8.958/94, regulamentada pelo Decreto n. 7.423/10, na Resolução n. 089/2022 e demais legislação correlata, uma vez que a </w:t>
       </w:r>
       <w:r>
         <w:rPr>
           <w:b/>
           <w:sz w:val="20"/>
-          <w:lang/>
-        </w:rPr>
-        <w:t>{{ sigla_fundacao }}</w:t>
-      </w:r>
-      <w:r>
-        <w:rPr>
-          <w:sz w:val="20"/>
-          <w:lang/>
+        </w:rPr>
+        <w:t xml:space="preserve">{{ </w:t>
+      </w:r>
+      <w:proofErr w:type="spellStart"/>
+      <w:r>
+        <w:rPr>
+          <w:b/>
+          <w:sz w:val="20"/>
+        </w:rPr>
+        <w:t>sigla_fundacao</w:t>
+      </w:r>
+      <w:proofErr w:type="spellEnd"/>
+      <w:r>
+        <w:rPr>
+          <w:b/>
+          <w:sz w:val="20"/>
+        </w:rPr>
+        <w:t xml:space="preserve"> }}</w:t>
+      </w:r>
+      <w:r>
+        <w:rPr>
+          <w:sz w:val="20"/>
         </w:rPr>
         <w:t xml:space="preserve"> é uma entidade instituída com a finalidade de apoiar e fomentar a realização de atividades de Pesquisa, Ensino e Extensão, e cooperar com outras instituições nos campos da ciência, pesquisa, inovação e cultura em geral.</w:t>
       </w:r>
@@ -525,7 +574,21 @@
         <w:rPr>
           <w:b/>
         </w:rPr>
-        <w:t>{{ sigla_fundacao }}</w:t>
+        <w:t xml:space="preserve">{{ </w:t>
+      </w:r>
+      <w:proofErr w:type="spellStart"/>
+      <w:r>
+        <w:rPr>
+          <w:b/>
+        </w:rPr>
+        <w:t>sigla_fundacao</w:t>
+      </w:r>
+      <w:proofErr w:type="spellEnd"/>
+      <w:r>
+        <w:rPr>
+          <w:b/>
+        </w:rPr>
+        <w:t xml:space="preserve"> }}</w:t>
       </w:r>
       <w:r>
         <w:rPr>
@@ -605,90 +668,77 @@
         <w:jc w:val="both"/>
         <w:rPr>
           <w:sz w:val="20"/>
-          <w:lang/>
-        </w:rPr>
-      </w:pPr>
-      <w:r>
-        <w:rPr>
-          <w:sz w:val="20"/>
-          <w:lang/>
+        </w:rPr>
+      </w:pPr>
+      <w:r>
+        <w:rPr>
+          <w:sz w:val="20"/>
         </w:rPr>
         <w:t>Os objetivos do projeto</w:t>
       </w:r>
       <w:r>
         <w:rPr>
           <w:sz w:val="20"/>
-          <w:lang/>
         </w:rPr>
         <w:t xml:space="preserve"> encontra</w:t>
       </w:r>
       <w:r>
         <w:rPr>
           <w:sz w:val="20"/>
-          <w:lang/>
         </w:rPr>
         <w:t>m</w:t>
       </w:r>
       <w:r>
         <w:rPr>
           <w:sz w:val="20"/>
-          <w:lang/>
         </w:rPr>
         <w:t xml:space="preserve">-se </w:t>
       </w:r>
       <w:r>
         <w:rPr>
           <w:sz w:val="20"/>
-          <w:lang/>
         </w:rPr>
         <w:t xml:space="preserve">alinhados com </w:t>
       </w:r>
       <w:r>
         <w:rPr>
           <w:sz w:val="20"/>
-          <w:lang/>
         </w:rPr>
         <w:t>o Plano de Desenvolvimento Institucional 201</w:t>
       </w:r>
       <w:r>
         <w:rPr>
           <w:sz w:val="20"/>
-          <w:lang/>
         </w:rPr>
         <w:t>6</w:t>
       </w:r>
       <w:r>
         <w:rPr>
           <w:sz w:val="20"/>
-          <w:lang/>
         </w:rPr>
         <w:t>-20</w:t>
       </w:r>
       <w:r>
         <w:rPr>
           <w:sz w:val="20"/>
-          <w:lang/>
         </w:rPr>
         <w:t>26</w:t>
       </w:r>
       <w:r>
         <w:rPr>
           <w:sz w:val="20"/>
-          <w:lang/>
         </w:rPr>
         <w:t xml:space="preserve"> da UFSM e propicia melhoria mensurável à Instituição</w:t>
       </w:r>
       <w:r>
         <w:rPr>
           <w:sz w:val="20"/>
-          <w:lang/>
         </w:rPr>
         <w:t xml:space="preserve">, conforme indicadores </w:t>
       </w:r>
       <w:r>
         <w:rPr>
           <w:sz w:val="20"/>
-          <w:lang/>
         </w:rPr>
         <w:t>mencionados no Plano de Trabalho.</w:t>
       </w:r>
@@ -701,99 +751,99 @@
         <w:jc w:val="both"/>
         <w:rPr>
           <w:sz w:val="20"/>
-          <w:lang/>
-        </w:rPr>
-      </w:pPr>
-      <w:r>
-        <w:rPr>
-          <w:sz w:val="20"/>
-          <w:lang/>
+        </w:rPr>
+      </w:pPr>
+      <w:r>
+        <w:rPr>
+          <w:sz w:val="20"/>
         </w:rPr>
         <w:t xml:space="preserve">Em atendimento ao art. </w:t>
       </w:r>
       <w:r>
         <w:rPr>
           <w:sz w:val="20"/>
-          <w:lang/>
         </w:rPr>
         <w:t>35</w:t>
       </w:r>
       <w:r>
         <w:rPr>
           <w:sz w:val="20"/>
-          <w:lang/>
         </w:rPr>
         <w:t xml:space="preserve"> da Resolução UFSM n. 0</w:t>
       </w:r>
       <w:r>
         <w:rPr>
           <w:sz w:val="20"/>
-          <w:lang/>
         </w:rPr>
         <w:t>89</w:t>
       </w:r>
       <w:r>
         <w:rPr>
           <w:sz w:val="20"/>
-          <w:lang/>
         </w:rPr>
         <w:t>/20</w:t>
       </w:r>
       <w:r>
         <w:rPr>
           <w:sz w:val="20"/>
-          <w:lang/>
         </w:rPr>
         <w:t>22</w:t>
       </w:r>
       <w:r>
         <w:rPr>
           <w:sz w:val="20"/>
-          <w:lang/>
         </w:rPr>
         <w:t xml:space="preserve"> abaixo transcrito, designo para exercer a </w:t>
       </w:r>
       <w:r>
         <w:rPr>
           <w:sz w:val="20"/>
-          <w:lang/>
         </w:rPr>
         <w:t xml:space="preserve">função de </w:t>
       </w:r>
       <w:r>
         <w:rPr>
           <w:sz w:val="20"/>
-          <w:lang/>
         </w:rPr>
         <w:t>Fiscal</w:t>
       </w:r>
       <w:r>
         <w:rPr>
           <w:sz w:val="20"/>
-          <w:lang/>
         </w:rPr>
         <w:t xml:space="preserve"> do projeto o servidor da UFSM </w:t>
       </w:r>
       <w:r>
         <w:rPr>
           <w:sz w:val="20"/>
-          <w:lang/>
         </w:rPr>
         <w:t>{{ fiscal }}</w:t>
       </w:r>
       <w:r>
         <w:rPr>
           <w:sz w:val="20"/>
-          <w:lang/>
         </w:rPr>
         <w:t xml:space="preserve"> SIAPE </w:t>
       </w:r>
       <w:r>
         <w:rPr>
           <w:sz w:val="20"/>
-          <w:lang/>
-        </w:rPr>
-        <w:t>{{ siape_fiscal }}</w:t>
+        </w:rPr>
+        <w:t xml:space="preserve">{{ </w:t>
+      </w:r>
+      <w:proofErr w:type="spellStart"/>
+      <w:r>
+        <w:rPr>
+          <w:sz w:val="20"/>
+        </w:rPr>
+        <w:t>siape_fiscal</w:t>
+      </w:r>
+      <w:proofErr w:type="spellEnd"/>
+      <w:r>
+        <w:rPr>
+          <w:sz w:val="20"/>
+        </w:rPr>
+        <w:t xml:space="preserve"> }}</w:t>
       </w:r>
     </w:p>
     <w:p>
@@ -1297,7 +1347,69 @@
           <w:rFonts w:ascii="Times New Roman" w:hAnsi="Times New Roman"/>
           <w:sz w:val="20"/>
         </w:rPr>
-        <w:t>{{ diretor_unidade }} {{ siape_diretor }}</w:t>
+        <w:t xml:space="preserve">NOME: </w:t>
+      </w:r>
+      <w:r>
+        <w:rPr>
+          <w:rFonts w:ascii="Times New Roman" w:hAnsi="Times New Roman"/>
+          <w:sz w:val="20"/>
+        </w:rPr>
+        <w:t xml:space="preserve">{{ </w:t>
+      </w:r>
+      <w:proofErr w:type="spellStart"/>
+      <w:r>
+        <w:rPr>
+          <w:rFonts w:ascii="Times New Roman" w:hAnsi="Times New Roman"/>
+          <w:sz w:val="20"/>
+        </w:rPr>
+        <w:t>diretor_unidade</w:t>
+      </w:r>
+      <w:proofErr w:type="spellEnd"/>
+      <w:r>
+        <w:rPr>
+          <w:rFonts w:ascii="Times New Roman" w:hAnsi="Times New Roman"/>
+          <w:sz w:val="20"/>
+        </w:rPr>
+        <w:t xml:space="preserve"> }} </w:t>
+      </w:r>
+      <w:r>
+        <w:rPr>
+          <w:rFonts w:ascii="Times New Roman" w:hAnsi="Times New Roman"/>
+          <w:sz w:val="20"/>
+        </w:rPr>
+        <w:br/>
+      </w:r>
+      <w:bookmarkStart w:id="0" w:name="_GoBack"/>
+      <w:bookmarkEnd w:id="0"/>
+      <w:r>
+        <w:rPr>
+          <w:rFonts w:ascii="Times New Roman" w:hAnsi="Times New Roman"/>
+          <w:sz w:val="20"/>
+        </w:rPr>
+        <w:t xml:space="preserve">SIAPE: </w:t>
+      </w:r>
+      <w:r>
+        <w:rPr>
+          <w:rFonts w:ascii="Times New Roman" w:hAnsi="Times New Roman"/>
+          <w:sz w:val="20"/>
+        </w:rPr>
+        <w:t xml:space="preserve">{{ </w:t>
+      </w:r>
+      <w:proofErr w:type="spellStart"/>
+      <w:r>
+        <w:rPr>
+          <w:rFonts w:ascii="Times New Roman" w:hAnsi="Times New Roman"/>
+          <w:sz w:val="20"/>
+        </w:rPr>
+        <w:t>siape_diretor</w:t>
+      </w:r>
+      <w:proofErr w:type="spellEnd"/>
+      <w:r>
+        <w:rPr>
+          <w:rFonts w:ascii="Times New Roman" w:hAnsi="Times New Roman"/>
+          <w:sz w:val="20"/>
+        </w:rPr>
+        <w:t xml:space="preserve"> }}</w:t>
       </w:r>
     </w:p>
     <w:sectPr>
@@ -1589,6 +1701,50 @@
     <w:lsdException w:name="Subtitle" w:qFormat="1"/>
     <w:lsdException w:name="Strong" w:qFormat="1"/>
     <w:lsdException w:name="Emphasis" w:qFormat="1"/>
+    <w:lsdException w:name="Normal Table" w:semiHidden="1" w:unhideWhenUsed="1"/>
+    <w:lsdException w:name="Table Simple 1" w:semiHidden="1" w:unhideWhenUsed="1"/>
+    <w:lsdException w:name="Table Simple 2" w:semiHidden="1" w:unhideWhenUsed="1"/>
+    <w:lsdException w:name="Table Simple 3" w:semiHidden="1" w:unhideWhenUsed="1"/>
+    <w:lsdException w:name="Table Classic 1" w:semiHidden="1" w:unhideWhenUsed="1"/>
+    <w:lsdException w:name="Table Classic 2" w:semiHidden="1" w:unhideWhenUsed="1"/>
+    <w:lsdException w:name="Table Classic 3" w:semiHidden="1" w:unhideWhenUsed="1"/>
+    <w:lsdException w:name="Table Classic 4" w:semiHidden="1" w:unhideWhenUsed="1"/>
+    <w:lsdException w:name="Table Colorful 1" w:semiHidden="1" w:unhideWhenUsed="1"/>
+    <w:lsdException w:name="Table Colorful 2" w:semiHidden="1" w:unhideWhenUsed="1"/>
+    <w:lsdException w:name="Table Colorful 3" w:semiHidden="1" w:unhideWhenUsed="1"/>
+    <w:lsdException w:name="Table Columns 1" w:semiHidden="1" w:unhideWhenUsed="1"/>
+    <w:lsdException w:name="Table Columns 2" w:semiHidden="1" w:unhideWhenUsed="1"/>
+    <w:lsdException w:name="Table Columns 3" w:semiHidden="1" w:unhideWhenUsed="1"/>
+    <w:lsdException w:name="Table Columns 4" w:semiHidden="1" w:unhideWhenUsed="1"/>
+    <w:lsdException w:name="Table Columns 5" w:semiHidden="1" w:unhideWhenUsed="1"/>
+    <w:lsdException w:name="Table Grid 1" w:semiHidden="1" w:unhideWhenUsed="1"/>
+    <w:lsdException w:name="Table Grid 2" w:semiHidden="1" w:unhideWhenUsed="1"/>
+    <w:lsdException w:name="Table Grid 3" w:semiHidden="1" w:unhideWhenUsed="1"/>
+    <w:lsdException w:name="Table Grid 4" w:semiHidden="1" w:unhideWhenUsed="1"/>
+    <w:lsdException w:name="Table Grid 5" w:semiHidden="1" w:unhideWhenUsed="1"/>
+    <w:lsdException w:name="Table Grid 6" w:semiHidden="1" w:unhideWhenUsed="1"/>
+    <w:lsdException w:name="Table Grid 7" w:semiHidden="1" w:unhideWhenUsed="1"/>
+    <w:lsdException w:name="Table Grid 8" w:semiHidden="1" w:unhideWhenUsed="1"/>
+    <w:lsdException w:name="Table List 1" w:semiHidden="1" w:unhideWhenUsed="1"/>
+    <w:lsdException w:name="Table List 2" w:semiHidden="1" w:unhideWhenUsed="1"/>
+    <w:lsdException w:name="Table List 3" w:semiHidden="1" w:unhideWhenUsed="1"/>
+    <w:lsdException w:name="Table List 4" w:semiHidden="1" w:unhideWhenUsed="1"/>
+    <w:lsdException w:name="Table List 5" w:semiHidden="1" w:unhideWhenUsed="1"/>
+    <w:lsdException w:name="Table List 6" w:semiHidden="1" w:unhideWhenUsed="1"/>
+    <w:lsdException w:name="Table List 7" w:semiHidden="1" w:unhideWhenUsed="1"/>
+    <w:lsdException w:name="Table List 8" w:semiHidden="1" w:unhideWhenUsed="1"/>
+    <w:lsdException w:name="Table 3D effects 1" w:semiHidden="1" w:unhideWhenUsed="1"/>
+    <w:lsdException w:name="Table 3D effects 2" w:semiHidden="1" w:unhideWhenUsed="1"/>
+    <w:lsdException w:name="Table 3D effects 3" w:semiHidden="1" w:unhideWhenUsed="1"/>
+    <w:lsdException w:name="Table Contemporary" w:semiHidden="1" w:unhideWhenUsed="1"/>
+    <w:lsdException w:name="Table Elegant" w:semiHidden="1" w:unhideWhenUsed="1"/>
+    <w:lsdException w:name="Table Professional" w:semiHidden="1" w:unhideWhenUsed="1"/>
+    <w:lsdException w:name="Table Subtle 1" w:semiHidden="1" w:unhideWhenUsed="1"/>
+    <w:lsdException w:name="Table Subtle 2" w:semiHidden="1" w:unhideWhenUsed="1"/>
+    <w:lsdException w:name="Table Web 1" w:semiHidden="1" w:unhideWhenUsed="1"/>
+    <w:lsdException w:name="Table Web 2" w:semiHidden="1" w:unhideWhenUsed="1"/>
+    <w:lsdException w:name="Table Web 3" w:semiHidden="1" w:unhideWhenUsed="1"/>
+    <w:lsdException w:name="Table Theme" w:semiHidden="1" w:unhideWhenUsed="1"/>
     <w:lsdException w:name="Placeholder Text" w:semiHidden="1" w:uiPriority="99"/>
     <w:lsdException w:name="No Spacing" w:uiPriority="1" w:qFormat="1"/>
     <w:lsdException w:name="Light Shading" w:uiPriority="60"/>
@@ -1906,11 +2062,15 @@
   </w:style>
   <w:style w:type="character" w:default="1" w:styleId="Fontepargpadro">
     <w:name w:val="Default Paragraph Font"/>
+    <w:uiPriority w:val="1"/>
     <w:semiHidden/>
+    <w:unhideWhenUsed/>
   </w:style>
   <w:style w:type="table" w:default="1" w:styleId="Tabelanormal">
     <w:name w:val="Normal Table"/>
+    <w:uiPriority w:val="99"/>
     <w:semiHidden/>
+    <w:unhideWhenUsed/>
     <w:tblPr>
       <w:tblInd w:w="0" w:type="dxa"/>
       <w:tblCellMar>
@@ -1923,7 +2083,9 @@
   </w:style>
   <w:style w:type="numbering" w:default="1" w:styleId="Semlista">
     <w:name w:val="No List"/>
+    <w:uiPriority w:val="99"/>
     <w:semiHidden/>
+    <w:unhideWhenUsed/>
   </w:style>
   <w:style w:type="paragraph" w:styleId="Cabealho">
     <w:name w:val="header"/>
@@ -1993,8 +2155,8 @@
       <w:sz w:val="24"/>
     </w:rPr>
   </w:style>
-  <w:style w:type="paragraph" w:customStyle="1" w:styleId="BodyText2">
-    <w:name w:val="Body Text 2"/>
+  <w:style w:type="paragraph" w:customStyle="1" w:styleId="Corpodetexto21">
+    <w:name w:val="Corpo de texto 21"/>
     <w:basedOn w:val="Normal"/>
     <w:pPr>
       <w:widowControl w:val="0"/>
@@ -2027,7 +2189,6 @@
     <w:rPr>
       <w:rFonts w:eastAsia="Lucida Sans Unicode"/>
       <w:sz w:val="24"/>
-      <w:lang/>
     </w:rPr>
   </w:style>
   <w:style w:type="character" w:customStyle="1" w:styleId="RodapChar">
